--- a/firequote/quotes/templates_docs/protection_human_safety_autocad.docx
+++ b/firequote/quotes/templates_docs/protection_human_safety_autocad.docx
@@ -46,7 +46,6 @@
         <w:t xml:space="preserve"> </w:t>
       </w:r>
       <w:bookmarkStart w:id="3" w:name="_Hlk211509440"/>
-      <w:proofErr w:type="gramStart"/>
       <w:r>
         <w:rPr>
           <w:rFonts w:ascii="Cambria" w:hAnsi="Cambria"/>
@@ -68,9 +67,9 @@
           <w:szCs w:val="22"/>
           <w:lang w:val="en-US" w:eastAsia="en-US"/>
         </w:rPr>
-        <w:t>quote</w:t>
-      </w:r>
-      <w:proofErr w:type="gramEnd"/>
+        <w:t>quote_date</w:t>
+      </w:r>
+      <w:proofErr w:type="spellEnd"/>
       <w:r>
         <w:rPr>
           <w:rFonts w:ascii="Cambria" w:hAnsi="Cambria"/>
@@ -80,17 +79,95 @@
           <w:szCs w:val="22"/>
           <w:lang w:val="en-US" w:eastAsia="en-US"/>
         </w:rPr>
-        <w:t>_date</w:t>
+        <w:t xml:space="preserve"> }}</w:t>
+      </w:r>
+    </w:p>
+    <w:p>
+      <w:pPr>
+        <w:spacing w:after="0"/>
+        <w:rPr>
+          <w:rFonts w:asciiTheme="majorHAnsi" w:hAnsiTheme="majorHAnsi" w:cs="Arial"/>
+          <w:b/>
+          <w:lang w:val="en-US"/>
+        </w:rPr>
+      </w:pPr>
+    </w:p>
+    <w:p>
+      <w:pPr>
+        <w:spacing w:after="120"/>
+        <w:rPr>
+          <w:rFonts w:asciiTheme="majorHAnsi" w:hAnsiTheme="majorHAnsi" w:cs="Arial"/>
+          <w:b/>
+          <w:lang w:val="en-US"/>
+        </w:rPr>
+      </w:pPr>
+    </w:p>
+    <w:p>
+      <w:pPr>
+        <w:spacing w:after="0"/>
+        <w:rPr>
+          <w:rFonts w:asciiTheme="majorHAnsi" w:hAnsiTheme="majorHAnsi" w:cs="Arial"/>
+          <w:b/>
+          <w:lang w:val="en-US"/>
+        </w:rPr>
+      </w:pPr>
+      <w:r>
+        <w:rPr>
+          <w:rFonts w:asciiTheme="majorHAnsi" w:hAnsiTheme="majorHAnsi" w:cs="Arial"/>
+          <w:b/>
+          <w:lang w:val="en-US"/>
+        </w:rPr>
+        <w:t xml:space="preserve">{{ </w:t>
+      </w:r>
+      <w:proofErr w:type="spellStart"/>
+      <w:r>
+        <w:rPr>
+          <w:rFonts w:asciiTheme="majorHAnsi" w:hAnsiTheme="majorHAnsi" w:cs="Arial"/>
+          <w:b/>
+          <w:lang w:val="en-US"/>
+        </w:rPr>
+        <w:t>client_title</w:t>
       </w:r>
       <w:proofErr w:type="spellEnd"/>
       <w:r>
         <w:rPr>
-          <w:rFonts w:ascii="Cambria" w:hAnsi="Cambria"/>
-          <w:b/>
-          <w:bCs/>
-          <w:sz w:val="22"/>
-          <w:szCs w:val="22"/>
-          <w:lang w:val="en-US" w:eastAsia="en-US"/>
+          <w:rFonts w:asciiTheme="majorHAnsi" w:hAnsiTheme="majorHAnsi" w:cs="Arial"/>
+          <w:b/>
+          <w:lang w:val="en-US"/>
+        </w:rPr>
+        <w:t xml:space="preserve"> }}:                                                                                                                           </w:t>
+      </w:r>
+      <w:r>
+        <w:rPr>
+          <w:rFonts w:asciiTheme="majorHAnsi" w:hAnsiTheme="majorHAnsi" w:cs="Arial"/>
+          <w:b/>
+          <w:lang w:val="en-US"/>
+        </w:rPr>
+        <w:t xml:space="preserve">       </w:t>
+      </w:r>
+      <w:r>
+        <w:rPr>
+          <w:rFonts w:asciiTheme="majorHAnsi" w:hAnsiTheme="majorHAnsi" w:cs="Arial"/>
+          <w:b/>
+          <w:lang w:val="en-US"/>
+        </w:rPr>
+        <w:t xml:space="preserve">         {{ </w:t>
+      </w:r>
+      <w:proofErr w:type="spellStart"/>
+      <w:r>
+        <w:rPr>
+          <w:rFonts w:asciiTheme="majorHAnsi" w:hAnsiTheme="majorHAnsi" w:cs="Arial"/>
+          <w:b/>
+          <w:lang w:val="en-US"/>
+        </w:rPr>
+        <w:t>quote_number</w:t>
+      </w:r>
+      <w:proofErr w:type="spellEnd"/>
+      <w:r>
+        <w:rPr>
+          <w:rFonts w:asciiTheme="majorHAnsi" w:hAnsiTheme="majorHAnsi" w:cs="Arial"/>
+          <w:b/>
+          <w:lang w:val="en-US"/>
         </w:rPr>
         <w:t xml:space="preserve"> }}</w:t>
       </w:r>
@@ -100,35 +177,51 @@
         <w:spacing w:after="0"/>
         <w:rPr>
           <w:rFonts w:asciiTheme="majorHAnsi" w:hAnsiTheme="majorHAnsi" w:cs="Arial"/>
-          <w:b/>
-          <w:lang w:val="en-US"/>
-        </w:rPr>
-      </w:pPr>
-    </w:p>
-    <w:p>
-      <w:pPr>
-        <w:spacing w:after="120"/>
-        <w:rPr>
-          <w:rFonts w:asciiTheme="majorHAnsi" w:hAnsiTheme="majorHAnsi" w:cs="Arial"/>
-          <w:b/>
-          <w:lang w:val="en-US"/>
-        </w:rPr>
-      </w:pPr>
+          <w:lang w:val="en-US"/>
+        </w:rPr>
+      </w:pPr>
+      <w:r>
+        <w:rPr>
+          <w:rFonts w:asciiTheme="majorHAnsi" w:hAnsiTheme="majorHAnsi" w:cs="Arial"/>
+          <w:lang w:val="en-US"/>
+        </w:rPr>
+        <w:t>{{</w:t>
+      </w:r>
+      <w:r>
+        <w:rPr>
+          <w:rFonts w:asciiTheme="majorHAnsi" w:hAnsiTheme="majorHAnsi" w:cs="Arial"/>
+          <w:lang w:val="en-US"/>
+        </w:rPr>
+        <w:t xml:space="preserve"> </w:t>
+      </w:r>
+      <w:proofErr w:type="spellStart"/>
+      <w:r>
+        <w:rPr>
+          <w:rFonts w:asciiTheme="majorHAnsi" w:hAnsiTheme="majorHAnsi" w:cs="Arial"/>
+          <w:lang w:val="en-US"/>
+        </w:rPr>
+        <w:t>client_name</w:t>
+      </w:r>
+      <w:proofErr w:type="spellEnd"/>
+      <w:r>
+        <w:rPr>
+          <w:rFonts w:asciiTheme="majorHAnsi" w:hAnsiTheme="majorHAnsi" w:cs="Arial"/>
+          <w:lang w:val="en-US"/>
+        </w:rPr>
+        <w:t xml:space="preserve"> }}</w:t>
+      </w:r>
     </w:p>
     <w:p>
       <w:pPr>
         <w:spacing w:after="0"/>
         <w:rPr>
           <w:rFonts w:asciiTheme="majorHAnsi" w:hAnsiTheme="majorHAnsi" w:cs="Arial"/>
-          <w:b/>
-          <w:lang w:val="en-US"/>
-        </w:rPr>
-      </w:pPr>
-      <w:proofErr w:type="gramStart"/>
-      <w:r>
-        <w:rPr>
-          <w:rFonts w:asciiTheme="majorHAnsi" w:hAnsiTheme="majorHAnsi" w:cs="Arial"/>
-          <w:b/>
+          <w:lang w:val="en-US"/>
+        </w:rPr>
+      </w:pPr>
+      <w:r>
+        <w:rPr>
+          <w:rFonts w:asciiTheme="majorHAnsi" w:hAnsiTheme="majorHAnsi" w:cs="Arial"/>
           <w:lang w:val="en-US"/>
         </w:rPr>
         <w:t xml:space="preserve">{{ </w:t>
@@ -137,44 +230,35 @@
       <w:r>
         <w:rPr>
           <w:rFonts w:asciiTheme="majorHAnsi" w:hAnsiTheme="majorHAnsi" w:cs="Arial"/>
-          <w:b/>
-          <w:lang w:val="en-US"/>
-        </w:rPr>
-        <w:t>client</w:t>
-      </w:r>
-      <w:proofErr w:type="gramEnd"/>
-      <w:r>
-        <w:rPr>
-          <w:rFonts w:asciiTheme="majorHAnsi" w:hAnsiTheme="majorHAnsi" w:cs="Arial"/>
-          <w:b/>
-          <w:lang w:val="en-US"/>
-        </w:rPr>
-        <w:t>_title</w:t>
+          <w:lang w:val="en-US"/>
+        </w:rPr>
+        <w:t>client_position</w:t>
       </w:r>
       <w:proofErr w:type="spellEnd"/>
       <w:r>
         <w:rPr>
           <w:rFonts w:asciiTheme="majorHAnsi" w:hAnsiTheme="majorHAnsi" w:cs="Arial"/>
-          <w:b/>
-          <w:lang w:val="en-US"/>
-        </w:rPr>
-        <w:t xml:space="preserve"> }}:                                                                                                                           </w:t>
-      </w:r>
-      <w:r>
-        <w:rPr>
-          <w:rFonts w:asciiTheme="majorHAnsi" w:hAnsiTheme="majorHAnsi" w:cs="Arial"/>
-          <w:b/>
-          <w:lang w:val="en-US"/>
-        </w:rPr>
-        <w:t xml:space="preserve">       </w:t>
-      </w:r>
-      <w:r>
-        <w:rPr>
-          <w:rFonts w:asciiTheme="majorHAnsi" w:hAnsiTheme="majorHAnsi" w:cs="Arial"/>
-          <w:b/>
-          <w:lang w:val="en-US"/>
-        </w:rPr>
-        <w:t xml:space="preserve">           {{ </w:t>
+          <w:lang w:val="en-US"/>
+        </w:rPr>
+        <w:t xml:space="preserve"> }}</w:t>
+      </w:r>
+    </w:p>
+    <w:p>
+      <w:pPr>
+        <w:spacing w:after="0"/>
+        <w:rPr>
+          <w:rFonts w:asciiTheme="majorHAnsi" w:hAnsiTheme="majorHAnsi" w:cs="Arial"/>
+          <w:b/>
+          <w:lang w:val="en-US"/>
+        </w:rPr>
+      </w:pPr>
+      <w:r>
+        <w:rPr>
+          <w:rFonts w:asciiTheme="majorHAnsi" w:hAnsiTheme="majorHAnsi" w:cs="Arial"/>
+          <w:b/>
+          <w:lang w:val="en-US"/>
+        </w:rPr>
+        <w:t xml:space="preserve">{{ </w:t>
       </w:r>
       <w:proofErr w:type="spellStart"/>
       <w:r>
@@ -183,7 +267,7 @@
           <w:b/>
           <w:lang w:val="en-US"/>
         </w:rPr>
-        <w:t>quote_number</w:t>
+        <w:t>client_company</w:t>
       </w:r>
       <w:proofErr w:type="spellEnd"/>
       <w:r>
@@ -200,163 +284,20 @@
         <w:spacing w:after="0"/>
         <w:rPr>
           <w:rFonts w:asciiTheme="majorHAnsi" w:hAnsiTheme="majorHAnsi" w:cs="Arial"/>
-          <w:lang w:val="en-US"/>
-        </w:rPr>
-      </w:pPr>
-      <w:proofErr w:type="gramStart"/>
-      <w:r>
-        <w:rPr>
-          <w:rFonts w:asciiTheme="majorHAnsi" w:hAnsiTheme="majorHAnsi" w:cs="Arial"/>
-          <w:lang w:val="en-US"/>
-        </w:rPr>
-        <w:t>{{</w:t>
-      </w:r>
-      <w:r>
-        <w:rPr>
-          <w:rFonts w:asciiTheme="majorHAnsi" w:hAnsiTheme="majorHAnsi" w:cs="Arial"/>
-          <w:lang w:val="en-US"/>
-        </w:rPr>
-        <w:t xml:space="preserve"> </w:t>
+        </w:rPr>
+      </w:pPr>
+      <w:r>
+        <w:rPr>
+          <w:rFonts w:asciiTheme="majorHAnsi" w:hAnsiTheme="majorHAnsi" w:cs="Arial"/>
+        </w:rPr>
+        <w:t xml:space="preserve">{{ </w:t>
       </w:r>
       <w:proofErr w:type="spellStart"/>
       <w:r>
         <w:rPr>
           <w:rFonts w:asciiTheme="majorHAnsi" w:hAnsiTheme="majorHAnsi" w:cs="Arial"/>
-          <w:lang w:val="en-US"/>
-        </w:rPr>
-        <w:t>client</w:t>
-      </w:r>
-      <w:proofErr w:type="gramEnd"/>
-      <w:r>
-        <w:rPr>
-          <w:rFonts w:asciiTheme="majorHAnsi" w:hAnsiTheme="majorHAnsi" w:cs="Arial"/>
-          <w:lang w:val="en-US"/>
-        </w:rPr>
-        <w:t>_name</w:t>
-      </w:r>
-      <w:proofErr w:type="spellEnd"/>
-      <w:r>
-        <w:rPr>
-          <w:rFonts w:asciiTheme="majorHAnsi" w:hAnsiTheme="majorHAnsi" w:cs="Arial"/>
-          <w:lang w:val="en-US"/>
-        </w:rPr>
-        <w:t xml:space="preserve"> }}</w:t>
-      </w:r>
-    </w:p>
-    <w:p>
-      <w:pPr>
-        <w:spacing w:after="0"/>
-        <w:rPr>
-          <w:rFonts w:asciiTheme="majorHAnsi" w:hAnsiTheme="majorHAnsi" w:cs="Arial"/>
-          <w:lang w:val="en-US"/>
-        </w:rPr>
-      </w:pPr>
-      <w:proofErr w:type="gramStart"/>
-      <w:r>
-        <w:rPr>
-          <w:rFonts w:asciiTheme="majorHAnsi" w:hAnsiTheme="majorHAnsi" w:cs="Arial"/>
-          <w:lang w:val="en-US"/>
-        </w:rPr>
-        <w:t xml:space="preserve">{{ </w:t>
-      </w:r>
-      <w:proofErr w:type="spellStart"/>
-      <w:r>
-        <w:rPr>
-          <w:rFonts w:asciiTheme="majorHAnsi" w:hAnsiTheme="majorHAnsi" w:cs="Arial"/>
-          <w:lang w:val="en-US"/>
-        </w:rPr>
-        <w:t>client</w:t>
-      </w:r>
-      <w:proofErr w:type="gramEnd"/>
-      <w:r>
-        <w:rPr>
-          <w:rFonts w:asciiTheme="majorHAnsi" w:hAnsiTheme="majorHAnsi" w:cs="Arial"/>
-          <w:lang w:val="en-US"/>
-        </w:rPr>
-        <w:t>_position</w:t>
-      </w:r>
-      <w:proofErr w:type="spellEnd"/>
-      <w:r>
-        <w:rPr>
-          <w:rFonts w:asciiTheme="majorHAnsi" w:hAnsiTheme="majorHAnsi" w:cs="Arial"/>
-          <w:lang w:val="en-US"/>
-        </w:rPr>
-        <w:t xml:space="preserve"> }}</w:t>
-      </w:r>
-    </w:p>
-    <w:p>
-      <w:pPr>
-        <w:spacing w:after="0"/>
-        <w:rPr>
-          <w:rFonts w:asciiTheme="majorHAnsi" w:hAnsiTheme="majorHAnsi" w:cs="Arial"/>
-          <w:b/>
-          <w:lang w:val="en-US"/>
-        </w:rPr>
-      </w:pPr>
-      <w:proofErr w:type="gramStart"/>
-      <w:r>
-        <w:rPr>
-          <w:rFonts w:asciiTheme="majorHAnsi" w:hAnsiTheme="majorHAnsi" w:cs="Arial"/>
-          <w:b/>
-          <w:lang w:val="en-US"/>
-        </w:rPr>
-        <w:t xml:space="preserve">{{ </w:t>
-      </w:r>
-      <w:proofErr w:type="spellStart"/>
-      <w:r>
-        <w:rPr>
-          <w:rFonts w:asciiTheme="majorHAnsi" w:hAnsiTheme="majorHAnsi" w:cs="Arial"/>
-          <w:b/>
-          <w:lang w:val="en-US"/>
-        </w:rPr>
-        <w:t>client</w:t>
-      </w:r>
-      <w:proofErr w:type="gramEnd"/>
-      <w:r>
-        <w:rPr>
-          <w:rFonts w:asciiTheme="majorHAnsi" w:hAnsiTheme="majorHAnsi" w:cs="Arial"/>
-          <w:b/>
-          <w:lang w:val="en-US"/>
-        </w:rPr>
-        <w:t>_company</w:t>
-      </w:r>
-      <w:proofErr w:type="spellEnd"/>
-      <w:r>
-        <w:rPr>
-          <w:rFonts w:asciiTheme="majorHAnsi" w:hAnsiTheme="majorHAnsi" w:cs="Arial"/>
-          <w:b/>
-          <w:lang w:val="en-US"/>
-        </w:rPr>
-        <w:t xml:space="preserve"> }}</w:t>
-      </w:r>
-    </w:p>
-    <w:p>
-      <w:pPr>
-        <w:spacing w:after="0"/>
-        <w:rPr>
-          <w:rFonts w:asciiTheme="majorHAnsi" w:hAnsiTheme="majorHAnsi" w:cs="Arial"/>
-        </w:rPr>
-      </w:pPr>
-      <w:proofErr w:type="gramStart"/>
-      <w:r>
-        <w:rPr>
-          <w:rFonts w:asciiTheme="majorHAnsi" w:hAnsiTheme="majorHAnsi" w:cs="Arial"/>
-        </w:rPr>
-        <w:t xml:space="preserve">{{ </w:t>
-      </w:r>
-      <w:proofErr w:type="spellStart"/>
-      <w:r>
-        <w:rPr>
-          <w:rFonts w:asciiTheme="majorHAnsi" w:hAnsiTheme="majorHAnsi" w:cs="Arial"/>
-        </w:rPr>
-        <w:t>client</w:t>
-      </w:r>
-      <w:proofErr w:type="gramEnd"/>
-      <w:r>
-        <w:rPr>
-          <w:rFonts w:asciiTheme="majorHAnsi" w:hAnsiTheme="majorHAnsi" w:cs="Arial"/>
-        </w:rPr>
-        <w:t>_city</w:t>
+        </w:rPr>
+        <w:t>client_city</w:t>
       </w:r>
       <w:proofErr w:type="spellEnd"/>
       <w:r>
@@ -436,7 +377,6 @@
         </w:rPr>
         <w:t xml:space="preserve"> PARA EL PROYECTO </w:t>
       </w:r>
-      <w:proofErr w:type="gramStart"/>
       <w:r>
         <w:rPr>
           <w:rFonts w:asciiTheme="majorHAnsi" w:hAnsiTheme="majorHAnsi" w:cs="Arial"/>
@@ -450,15 +390,7 @@
           <w:rFonts w:asciiTheme="majorHAnsi" w:hAnsiTheme="majorHAnsi" w:cs="Arial"/>
           <w:b/>
         </w:rPr>
-        <w:t>project</w:t>
-      </w:r>
-      <w:proofErr w:type="gramEnd"/>
-      <w:r>
-        <w:rPr>
-          <w:rFonts w:asciiTheme="majorHAnsi" w:hAnsiTheme="majorHAnsi" w:cs="Arial"/>
-          <w:b/>
-        </w:rPr>
-        <w:t>_name</w:t>
+        <w:t>project_name</w:t>
       </w:r>
       <w:r>
         <w:rPr>
@@ -523,7 +455,6 @@
         </w:rPr>
         <w:t>La presente cotización comprende el diseño de protección contra incendios y seguridad humana para el proyecto “</w:t>
       </w:r>
-      <w:proofErr w:type="gramStart"/>
       <w:r>
         <w:rPr>
           <w:rFonts w:asciiTheme="majorHAnsi" w:hAnsiTheme="majorHAnsi" w:cs="Arial"/>
@@ -537,15 +468,7 @@
           <w:rFonts w:asciiTheme="majorHAnsi" w:hAnsiTheme="majorHAnsi" w:cs="Arial"/>
           <w:color w:val="222222"/>
         </w:rPr>
-        <w:t>project</w:t>
-      </w:r>
-      <w:proofErr w:type="gramEnd"/>
-      <w:r>
-        <w:rPr>
-          <w:rFonts w:asciiTheme="majorHAnsi" w:hAnsiTheme="majorHAnsi" w:cs="Arial"/>
-          <w:color w:val="222222"/>
-        </w:rPr>
-        <w:t>_name</w:t>
+        <w:t>project_name</w:t>
       </w:r>
       <w:proofErr w:type="spellEnd"/>
       <w:r>
@@ -902,9 +825,9 @@
           <w:kern w:val="1"/>
           <w:lang w:val="es-MX"/>
         </w:rPr>
-        <w:t>reference_</w:t>
-      </w:r>
-      <w:proofErr w:type="gramStart"/>
+        <w:t>reference_norms</w:t>
+      </w:r>
+      <w:proofErr w:type="spellEnd"/>
       <w:r>
         <w:rPr>
           <w:rFonts w:asciiTheme="majorHAnsi" w:eastAsia="Arial Unicode MS" w:hAnsiTheme="majorHAnsi" w:cs="Arial"/>
@@ -912,27 +835,7 @@
           <w:kern w:val="1"/>
           <w:lang w:val="es-MX"/>
         </w:rPr>
-        <w:t>norms</w:t>
-      </w:r>
-      <w:proofErr w:type="spellEnd"/>
-      <w:r>
-        <w:rPr>
-          <w:rFonts w:asciiTheme="majorHAnsi" w:eastAsia="Arial Unicode MS" w:hAnsiTheme="majorHAnsi" w:cs="Arial"/>
-          <w:i/>
-          <w:kern w:val="1"/>
-          <w:lang w:val="es-MX"/>
-        </w:rPr>
-        <w:t xml:space="preserve"> }</w:t>
-      </w:r>
-      <w:proofErr w:type="gramEnd"/>
-      <w:r>
-        <w:rPr>
-          <w:rFonts w:asciiTheme="majorHAnsi" w:eastAsia="Arial Unicode MS" w:hAnsiTheme="majorHAnsi" w:cs="Arial"/>
-          <w:i/>
-          <w:kern w:val="1"/>
-          <w:lang w:val="es-MX"/>
-        </w:rPr>
-        <w:t>}</w:t>
+        <w:t xml:space="preserve"> }}</w:t>
       </w:r>
       <w:bookmarkEnd w:id="5"/>
     </w:p>
@@ -1461,7 +1364,6 @@
           <w:lang w:val="en-US"/>
         </w:rPr>
       </w:pPr>
-      <w:proofErr w:type="gramStart"/>
       <w:r>
         <w:rPr>
           <w:rFonts w:asciiTheme="majorHAnsi" w:hAnsiTheme="majorHAnsi" w:cs="Arial"/>
@@ -1481,18 +1383,7 @@
           <w:szCs w:val="22"/>
           <w:lang w:val="en-US"/>
         </w:rPr>
-        <w:t>client</w:t>
-      </w:r>
-      <w:proofErr w:type="gramEnd"/>
-      <w:r>
-        <w:rPr>
-          <w:rFonts w:asciiTheme="majorHAnsi" w:hAnsiTheme="majorHAnsi" w:cs="Arial"/>
-          <w:color w:val="222222"/>
-          <w:sz w:val="22"/>
-          <w:szCs w:val="22"/>
-          <w:lang w:val="en-US"/>
-        </w:rPr>
-        <w:t>_requirements</w:t>
+        <w:t>client_requirements</w:t>
       </w:r>
       <w:proofErr w:type="spellEnd"/>
       <w:r>
@@ -1939,7 +1830,6 @@
           <w:lang w:val="en-US"/>
         </w:rPr>
       </w:pPr>
-      <w:proofErr w:type="gramStart"/>
       <w:r>
         <w:rPr>
           <w:rFonts w:asciiTheme="majorHAnsi" w:hAnsiTheme="majorHAnsi" w:cstheme="minorHAnsi"/>
@@ -1959,18 +1849,7 @@
           <w:szCs w:val="22"/>
           <w:lang w:val="en-US"/>
         </w:rPr>
-        <w:t>items</w:t>
-      </w:r>
-      <w:proofErr w:type="gramEnd"/>
-      <w:r>
-        <w:rPr>
-          <w:rFonts w:asciiTheme="majorHAnsi" w:hAnsiTheme="majorHAnsi" w:cstheme="minorHAnsi"/>
-          <w:color w:val="222222"/>
-          <w:sz w:val="22"/>
-          <w:szCs w:val="22"/>
-          <w:lang w:val="en-US"/>
-        </w:rPr>
-        <w:t>_human_safety</w:t>
+        <w:t>items_human_safety</w:t>
       </w:r>
       <w:proofErr w:type="spellEnd"/>
       <w:r>
@@ -2026,7 +1905,6 @@
           <w:lang w:val="en-US"/>
         </w:rPr>
       </w:pPr>
-      <w:proofErr w:type="gramStart"/>
       <w:r>
         <w:rPr>
           <w:rFonts w:asciiTheme="majorHAnsi" w:hAnsiTheme="majorHAnsi" w:cstheme="minorHAnsi"/>
@@ -2046,18 +1924,7 @@
           <w:szCs w:val="22"/>
           <w:lang w:val="en-US"/>
         </w:rPr>
-        <w:t>sh</w:t>
-      </w:r>
-      <w:proofErr w:type="gramEnd"/>
-      <w:r>
-        <w:rPr>
-          <w:rFonts w:asciiTheme="majorHAnsi" w:hAnsiTheme="majorHAnsi" w:cstheme="minorHAnsi"/>
-          <w:color w:val="222222"/>
-          <w:sz w:val="22"/>
-          <w:szCs w:val="22"/>
-          <w:lang w:val="en-US"/>
-        </w:rPr>
-        <w:t>_to_detection_space</w:t>
+        <w:t>sh_to_detection_space</w:t>
       </w:r>
       <w:proofErr w:type="spellEnd"/>
       <w:r>
@@ -2454,7 +2321,6 @@
           <w:lang w:val="en-US"/>
         </w:rPr>
       </w:pPr>
-      <w:proofErr w:type="gramStart"/>
       <w:r>
         <w:rPr>
           <w:rFonts w:asciiTheme="majorHAnsi" w:hAnsiTheme="majorHAnsi" w:cstheme="minorHAnsi"/>
@@ -2474,18 +2340,7 @@
           <w:szCs w:val="22"/>
           <w:lang w:val="en-US"/>
         </w:rPr>
-        <w:t>items</w:t>
-      </w:r>
-      <w:proofErr w:type="gramEnd"/>
-      <w:r>
-        <w:rPr>
-          <w:rFonts w:asciiTheme="majorHAnsi" w:hAnsiTheme="majorHAnsi" w:cstheme="minorHAnsi"/>
-          <w:color w:val="222222"/>
-          <w:sz w:val="22"/>
-          <w:szCs w:val="22"/>
-          <w:lang w:val="en-US"/>
-        </w:rPr>
-        <w:t>_</w:t>
+        <w:t>items_</w:t>
       </w:r>
       <w:r>
         <w:rPr>
@@ -3295,7 +3150,6 @@
                 <w:highlight w:val="yellow"/>
               </w:rPr>
             </w:pPr>
-            <w:proofErr w:type="gramStart"/>
             <w:r>
               <w:rPr>
                 <w:rFonts w:asciiTheme="majorHAnsi" w:hAnsiTheme="majorHAnsi" w:cs="Calibri"/>
@@ -3309,15 +3163,7 @@
                 <w:rFonts w:asciiTheme="majorHAnsi" w:hAnsiTheme="majorHAnsi" w:cs="Calibri"/>
                 <w:color w:val="000000"/>
               </w:rPr>
-              <w:t>value</w:t>
-            </w:r>
-            <w:proofErr w:type="gramEnd"/>
-            <w:r>
-              <w:rPr>
-                <w:rFonts w:asciiTheme="majorHAnsi" w:hAnsiTheme="majorHAnsi" w:cs="Calibri"/>
-                <w:color w:val="000000"/>
-              </w:rPr>
-              <w:t>_protection</w:t>
+              <w:t>value_protection</w:t>
             </w:r>
             <w:proofErr w:type="spellEnd"/>
             <w:r>
@@ -3378,7 +3224,6 @@
                 <w:highlight w:val="yellow"/>
               </w:rPr>
             </w:pPr>
-            <w:proofErr w:type="gramStart"/>
             <w:r>
               <w:rPr>
                 <w:rFonts w:asciiTheme="majorHAnsi" w:hAnsiTheme="majorHAnsi" w:cs="Calibri"/>
@@ -3392,15 +3237,7 @@
                 <w:rFonts w:asciiTheme="majorHAnsi" w:hAnsiTheme="majorHAnsi" w:cs="Calibri"/>
                 <w:color w:val="000000"/>
               </w:rPr>
-              <w:t>value</w:t>
-            </w:r>
-            <w:proofErr w:type="gramEnd"/>
-            <w:r>
-              <w:rPr>
-                <w:rFonts w:asciiTheme="majorHAnsi" w:hAnsiTheme="majorHAnsi" w:cs="Calibri"/>
-                <w:color w:val="000000"/>
-              </w:rPr>
-              <w:t>_human_safety</w:t>
+              <w:t>value_human_safety</w:t>
             </w:r>
             <w:proofErr w:type="spellEnd"/>
             <w:r>
@@ -3464,7 +3301,6 @@
                 <w:highlight w:val="yellow"/>
               </w:rPr>
             </w:pPr>
-            <w:proofErr w:type="gramStart"/>
             <w:r>
               <w:rPr>
                 <w:rFonts w:asciiTheme="majorHAnsi" w:hAnsiTheme="majorHAnsi" w:cs="Calibri"/>
@@ -3480,16 +3316,7 @@
                 <w:b/>
                 <w:color w:val="000000"/>
               </w:rPr>
-              <w:t>total</w:t>
-            </w:r>
-            <w:proofErr w:type="gramEnd"/>
-            <w:r>
-              <w:rPr>
-                <w:rFonts w:asciiTheme="majorHAnsi" w:hAnsiTheme="majorHAnsi" w:cs="Calibri"/>
-                <w:b/>
-                <w:color w:val="000000"/>
-              </w:rPr>
-              <w:t>_value</w:t>
+              <w:t>total_value</w:t>
             </w:r>
             <w:proofErr w:type="spellEnd"/>
             <w:r>
@@ -3537,7 +3364,6 @@
         </w:rPr>
       </w:pPr>
       <w:bookmarkStart w:id="8" w:name="_Hlk211507778"/>
-      <w:proofErr w:type="gramStart"/>
       <w:r>
         <w:rPr>
           <w:rFonts w:asciiTheme="majorHAnsi" w:hAnsiTheme="majorHAnsi" w:cs="Arial"/>
@@ -3557,9 +3383,9 @@
           <w:sz w:val="22"/>
           <w:szCs w:val="22"/>
         </w:rPr>
-        <w:t>total</w:t>
-      </w:r>
-      <w:proofErr w:type="gramEnd"/>
+        <w:t>total_value_text</w:t>
+      </w:r>
+      <w:proofErr w:type="spellEnd"/>
       <w:r>
         <w:rPr>
           <w:rFonts w:asciiTheme="majorHAnsi" w:hAnsiTheme="majorHAnsi" w:cs="Arial"/>
@@ -3568,20 +3394,242 @@
           <w:sz w:val="22"/>
           <w:szCs w:val="22"/>
         </w:rPr>
-        <w:t>_value_text</w:t>
+        <w:t xml:space="preserve"> }}</w:t>
+      </w:r>
+      <w:bookmarkEnd w:id="8"/>
+    </w:p>
+    <w:p>
+      <w:pPr>
+        <w:pStyle w:val="NormalWeb"/>
+        <w:shd w:val="clear" w:color="auto" w:fill="FFFFFF"/>
+        <w:spacing w:before="0" w:beforeAutospacing="0" w:after="0" w:afterAutospacing="0" w:line="276" w:lineRule="auto"/>
+        <w:jc w:val="both"/>
+        <w:textAlignment w:val="baseline"/>
+        <w:rPr>
+          <w:rFonts w:asciiTheme="majorHAnsi" w:hAnsiTheme="majorHAnsi" w:cs="Arial"/>
+          <w:b/>
+          <w:bCs/>
+          <w:color w:val="222222"/>
+          <w:sz w:val="22"/>
+          <w:szCs w:val="22"/>
+        </w:rPr>
+      </w:pPr>
+    </w:p>
+    <w:p>
+      <w:pPr>
+        <w:pStyle w:val="NormalWeb"/>
+        <w:shd w:val="clear" w:color="auto" w:fill="FFFFFF"/>
+        <w:spacing w:before="0" w:beforeAutospacing="0" w:after="0" w:afterAutospacing="0" w:line="276" w:lineRule="auto"/>
+        <w:jc w:val="both"/>
+        <w:textAlignment w:val="baseline"/>
+        <w:rPr>
+          <w:rFonts w:asciiTheme="majorHAnsi" w:hAnsiTheme="majorHAnsi" w:cs="Arial"/>
+          <w:color w:val="222222"/>
+          <w:sz w:val="22"/>
+          <w:szCs w:val="22"/>
+        </w:rPr>
+      </w:pPr>
+      <w:bookmarkStart w:id="9" w:name="_Hlk211508511"/>
+      <w:r>
+        <w:rPr>
+          <w:rFonts w:asciiTheme="majorHAnsi" w:hAnsiTheme="majorHAnsi" w:cs="Arial"/>
+          <w:b/>
+          <w:bCs/>
+          <w:color w:val="222222"/>
+          <w:sz w:val="22"/>
+          <w:szCs w:val="22"/>
+        </w:rPr>
+        <w:lastRenderedPageBreak/>
+        <w:t>{{ note_title_1 }}</w:t>
+      </w:r>
+      <w:r>
+        <w:rPr>
+          <w:rFonts w:asciiTheme="majorHAnsi" w:hAnsiTheme="majorHAnsi" w:cs="Arial"/>
+          <w:b/>
+          <w:bCs/>
+          <w:color w:val="222222"/>
+          <w:sz w:val="22"/>
+          <w:szCs w:val="22"/>
+        </w:rPr>
+        <w:t xml:space="preserve"> </w:t>
+      </w:r>
+      <w:r>
+        <w:rPr>
+          <w:rFonts w:asciiTheme="majorHAnsi" w:hAnsiTheme="majorHAnsi" w:cs="Arial"/>
+          <w:color w:val="222222"/>
+          <w:sz w:val="22"/>
+          <w:szCs w:val="22"/>
+        </w:rPr>
+        <w:t xml:space="preserve">Los precios arriba mencionados son para el año </w:t>
+      </w:r>
+      <w:r>
+        <w:rPr>
+          <w:rFonts w:asciiTheme="majorHAnsi" w:hAnsiTheme="majorHAnsi" w:cs="Arial"/>
+          <w:color w:val="222222"/>
+          <w:sz w:val="22"/>
+          <w:szCs w:val="22"/>
+        </w:rPr>
+        <w:t xml:space="preserve">{{ </w:t>
+      </w:r>
+      <w:proofErr w:type="spellStart"/>
+      <w:r>
+        <w:rPr>
+          <w:rFonts w:asciiTheme="majorHAnsi" w:hAnsiTheme="majorHAnsi" w:cs="Arial"/>
+          <w:color w:val="222222"/>
+          <w:sz w:val="22"/>
+          <w:szCs w:val="22"/>
+        </w:rPr>
+        <w:t>current_year</w:t>
       </w:r>
       <w:proofErr w:type="spellEnd"/>
       <w:r>
         <w:rPr>
           <w:rFonts w:asciiTheme="majorHAnsi" w:hAnsiTheme="majorHAnsi" w:cs="Arial"/>
+          <w:color w:val="222222"/>
+          <w:sz w:val="22"/>
+          <w:szCs w:val="22"/>
+        </w:rPr>
+        <w:t xml:space="preserve"> }}</w:t>
+      </w:r>
+      <w:r>
+        <w:rPr>
+          <w:rFonts w:asciiTheme="majorHAnsi" w:hAnsiTheme="majorHAnsi" w:cs="Arial"/>
+          <w:color w:val="222222"/>
+          <w:sz w:val="22"/>
+          <w:szCs w:val="22"/>
+        </w:rPr>
+        <w:t xml:space="preserve">, en caso que el proyecto se extienda en duración a años siguientes, </w:t>
+      </w:r>
+      <w:r>
+        <w:rPr>
+          <w:rFonts w:asciiTheme="majorHAnsi" w:hAnsiTheme="majorHAnsi" w:cs="Arial"/>
+          <w:color w:val="222222"/>
+          <w:sz w:val="22"/>
+          <w:szCs w:val="22"/>
+        </w:rPr>
+        <w:t xml:space="preserve">o que la factura sea emitida en años siguientes, </w:t>
+      </w:r>
+      <w:r>
+        <w:rPr>
+          <w:rFonts w:asciiTheme="majorHAnsi" w:hAnsiTheme="majorHAnsi" w:cs="Arial"/>
+          <w:color w:val="222222"/>
+          <w:sz w:val="22"/>
+          <w:szCs w:val="22"/>
+        </w:rPr>
+        <w:t>los valores se incrementarán en el IPC + 3 puntos porcentuales</w:t>
+      </w:r>
+      <w:r>
+        <w:rPr>
+          <w:rFonts w:asciiTheme="majorHAnsi" w:hAnsiTheme="majorHAnsi" w:cs="Arial"/>
+          <w:color w:val="222222"/>
+          <w:sz w:val="22"/>
+          <w:szCs w:val="22"/>
+        </w:rPr>
+        <w:t>.</w:t>
+      </w:r>
+      <w:bookmarkStart w:id="10" w:name="_Hlk211607073"/>
+      <w:r>
+        <w:rPr>
+          <w:rFonts w:asciiTheme="majorHAnsi" w:hAnsiTheme="majorHAnsi" w:cs="Arial"/>
+          <w:color w:val="222222"/>
+          <w:sz w:val="22"/>
+          <w:szCs w:val="22"/>
+        </w:rPr>
+        <w:t xml:space="preserve">{% </w:t>
+      </w:r>
+      <w:proofErr w:type="spellStart"/>
+      <w:r>
+        <w:rPr>
+          <w:rFonts w:asciiTheme="majorHAnsi" w:hAnsiTheme="majorHAnsi" w:cs="Arial"/>
+          <w:color w:val="222222"/>
+          <w:sz w:val="22"/>
+          <w:szCs w:val="22"/>
+        </w:rPr>
+        <w:t>if</w:t>
+      </w:r>
+      <w:proofErr w:type="spellEnd"/>
+      <w:r>
+        <w:rPr>
+          <w:rFonts w:asciiTheme="majorHAnsi" w:hAnsiTheme="majorHAnsi" w:cs="Arial"/>
+          <w:color w:val="222222"/>
+          <w:sz w:val="22"/>
+          <w:szCs w:val="22"/>
+        </w:rPr>
+        <w:t xml:space="preserve"> note_text_1 %}</w:t>
+      </w:r>
+    </w:p>
+    <w:p>
+      <w:pPr>
+        <w:pStyle w:val="NormalWeb"/>
+        <w:shd w:val="clear" w:color="auto" w:fill="FFFFFF"/>
+        <w:spacing w:before="0" w:beforeAutospacing="0" w:after="0" w:afterAutospacing="0" w:line="276" w:lineRule="auto"/>
+        <w:jc w:val="both"/>
+        <w:textAlignment w:val="baseline"/>
+        <w:rPr>
+          <w:rFonts w:asciiTheme="majorHAnsi" w:hAnsiTheme="majorHAnsi" w:cs="Arial"/>
+          <w:color w:val="222222"/>
+          <w:sz w:val="22"/>
+          <w:szCs w:val="22"/>
+          <w:u w:val="single"/>
+        </w:rPr>
+      </w:pPr>
+    </w:p>
+    <w:p>
+      <w:pPr>
+        <w:pStyle w:val="NormalWeb"/>
+        <w:shd w:val="clear" w:color="auto" w:fill="FFFFFF"/>
+        <w:spacing w:before="0" w:beforeAutospacing="0" w:after="0" w:afterAutospacing="0" w:line="276" w:lineRule="auto"/>
+        <w:jc w:val="both"/>
+        <w:textAlignment w:val="baseline"/>
+        <w:rPr>
+          <w:rFonts w:asciiTheme="majorHAnsi" w:hAnsiTheme="majorHAnsi"/>
+          <w:sz w:val="22"/>
+          <w:szCs w:val="22"/>
+          <w:lang w:val="en-US"/>
+        </w:rPr>
+      </w:pPr>
+      <w:r>
+        <w:rPr>
+          <w:rFonts w:asciiTheme="majorHAnsi" w:hAnsiTheme="majorHAnsi" w:cs="Arial"/>
+          <w:b/>
           <w:bCs/>
           <w:color w:val="222222"/>
           <w:sz w:val="22"/>
           <w:szCs w:val="22"/>
-        </w:rPr>
-        <w:t xml:space="preserve"> }}</w:t>
-      </w:r>
-      <w:bookmarkEnd w:id="8"/>
+          <w:lang w:val="en-US"/>
+        </w:rPr>
+        <w:t>{{ note_title_2 }}</w:t>
+      </w:r>
+      <w:r>
+        <w:rPr>
+          <w:rFonts w:asciiTheme="majorHAnsi" w:hAnsiTheme="majorHAnsi" w:cs="Arial"/>
+          <w:b/>
+          <w:bCs/>
+          <w:color w:val="222222"/>
+          <w:sz w:val="22"/>
+          <w:szCs w:val="22"/>
+          <w:lang w:val="en-US"/>
+        </w:rPr>
+        <w:t xml:space="preserve"> </w:t>
+      </w:r>
+      <w:r>
+        <w:rPr>
+          <w:rFonts w:asciiTheme="majorHAnsi" w:hAnsiTheme="majorHAnsi"/>
+          <w:sz w:val="22"/>
+          <w:szCs w:val="22"/>
+          <w:lang w:val="en-US"/>
+        </w:rPr>
+        <w:t>{{ note_text_1 }}</w:t>
+      </w:r>
+      <w:r>
+        <w:rPr>
+          <w:rFonts w:asciiTheme="majorHAnsi" w:hAnsiTheme="majorHAnsi"/>
+          <w:sz w:val="22"/>
+          <w:szCs w:val="22"/>
+          <w:lang w:val="en-US"/>
+        </w:rPr>
+        <w:t>{% endif %}{% if note_text_2 %}</w:t>
+      </w:r>
     </w:p>
     <w:p>
       <w:pPr>
@@ -3597,6 +3645,7 @@
           <w:color w:val="222222"/>
           <w:sz w:val="22"/>
           <w:szCs w:val="22"/>
+          <w:lang w:val="en-US"/>
         </w:rPr>
       </w:pPr>
     </w:p>
@@ -3608,14 +3657,12 @@
         <w:jc w:val="both"/>
         <w:textAlignment w:val="baseline"/>
         <w:rPr>
-          <w:rFonts w:asciiTheme="majorHAnsi" w:hAnsiTheme="majorHAnsi" w:cs="Arial"/>
-          <w:color w:val="222222"/>
-          <w:sz w:val="22"/>
-          <w:szCs w:val="22"/>
-        </w:rPr>
-      </w:pPr>
-      <w:bookmarkStart w:id="9" w:name="_Hlk211508511"/>
-      <w:proofErr w:type="gramStart"/>
+          <w:rFonts w:asciiTheme="majorHAnsi" w:hAnsiTheme="majorHAnsi"/>
+          <w:sz w:val="22"/>
+          <w:szCs w:val="22"/>
+          <w:lang w:val="en-US"/>
+        </w:rPr>
+      </w:pPr>
       <w:r>
         <w:rPr>
           <w:rFonts w:asciiTheme="majorHAnsi" w:hAnsiTheme="majorHAnsi" w:cs="Arial"/>
@@ -3624,11 +3671,10 @@
           <w:color w:val="222222"/>
           <w:sz w:val="22"/>
           <w:szCs w:val="22"/>
-        </w:rPr>
-        <w:lastRenderedPageBreak/>
-        <w:t>{{ note</w:t>
-      </w:r>
-      <w:proofErr w:type="gramEnd"/>
+          <w:lang w:val="en-US"/>
+        </w:rPr>
+        <w:t>{{ note_title_3 }}</w:t>
+      </w:r>
       <w:r>
         <w:rPr>
           <w:rFonts w:asciiTheme="majorHAnsi" w:hAnsiTheme="majorHAnsi" w:cs="Arial"/>
@@ -3637,10 +3683,36 @@
           <w:color w:val="222222"/>
           <w:sz w:val="22"/>
           <w:szCs w:val="22"/>
-        </w:rPr>
-        <w:t>_title_1 }}</w:t>
-      </w:r>
-      <w:r>
+          <w:lang w:val="en-US"/>
+        </w:rPr>
+        <w:t xml:space="preserve"> </w:t>
+      </w:r>
+      <w:r>
+        <w:rPr>
+          <w:rFonts w:asciiTheme="majorHAnsi" w:hAnsiTheme="majorHAnsi"/>
+          <w:sz w:val="22"/>
+          <w:szCs w:val="22"/>
+          <w:lang w:val="en-US"/>
+        </w:rPr>
+        <w:t>{{ note_text_2 }}</w:t>
+      </w:r>
+      <w:r>
+        <w:rPr>
+          <w:rFonts w:asciiTheme="majorHAnsi" w:hAnsiTheme="majorHAnsi"/>
+          <w:sz w:val="22"/>
+          <w:szCs w:val="22"/>
+          <w:lang w:val="en-US"/>
+        </w:rPr>
+        <w:t>{% endif %}{% if note_text_3 %}</w:t>
+      </w:r>
+    </w:p>
+    <w:p>
+      <w:pPr>
+        <w:pStyle w:val="NormalWeb"/>
+        <w:shd w:val="clear" w:color="auto" w:fill="FFFFFF"/>
+        <w:spacing w:before="0" w:beforeAutospacing="0" w:after="0" w:afterAutospacing="0" w:line="276" w:lineRule="auto"/>
+        <w:jc w:val="both"/>
+        <w:textAlignment w:val="baseline"/>
         <w:rPr>
           <w:rFonts w:asciiTheme="majorHAnsi" w:hAnsiTheme="majorHAnsi" w:cs="Arial"/>
           <w:b/>
@@ -3648,112 +3720,65 @@
           <w:color w:val="222222"/>
           <w:sz w:val="22"/>
           <w:szCs w:val="22"/>
+          <w:lang w:val="en-US"/>
+        </w:rPr>
+      </w:pPr>
+    </w:p>
+    <w:p>
+      <w:pPr>
+        <w:pStyle w:val="NormalWeb"/>
+        <w:shd w:val="clear" w:color="auto" w:fill="FFFFFF"/>
+        <w:spacing w:before="0" w:beforeAutospacing="0" w:after="0" w:afterAutospacing="0" w:line="276" w:lineRule="auto"/>
+        <w:jc w:val="both"/>
+        <w:textAlignment w:val="baseline"/>
+        <w:rPr>
+          <w:rFonts w:asciiTheme="majorHAnsi" w:hAnsiTheme="majorHAnsi"/>
+          <w:sz w:val="22"/>
+          <w:szCs w:val="22"/>
+          <w:lang w:val="en-US"/>
+        </w:rPr>
+      </w:pPr>
+      <w:r>
+        <w:rPr>
+          <w:rFonts w:asciiTheme="majorHAnsi" w:hAnsiTheme="majorHAnsi" w:cs="Arial"/>
+          <w:b/>
+          <w:bCs/>
+          <w:color w:val="222222"/>
+          <w:sz w:val="22"/>
+          <w:szCs w:val="22"/>
+          <w:lang w:val="en-US"/>
+        </w:rPr>
+        <w:t>{{ note_title_4 }}</w:t>
+      </w:r>
+      <w:r>
+        <w:rPr>
+          <w:rFonts w:asciiTheme="majorHAnsi" w:hAnsiTheme="majorHAnsi" w:cs="Arial"/>
+          <w:b/>
+          <w:bCs/>
+          <w:color w:val="222222"/>
+          <w:sz w:val="22"/>
+          <w:szCs w:val="22"/>
+          <w:lang w:val="en-US"/>
         </w:rPr>
         <w:t xml:space="preserve"> </w:t>
       </w:r>
       <w:r>
         <w:rPr>
-          <w:rFonts w:asciiTheme="majorHAnsi" w:hAnsiTheme="majorHAnsi" w:cs="Arial"/>
-          <w:color w:val="222222"/>
-          <w:sz w:val="22"/>
-          <w:szCs w:val="22"/>
-        </w:rPr>
-        <w:t xml:space="preserve">Los precios arriba mencionados son para el año </w:t>
-      </w:r>
-      <w:r>
-        <w:rPr>
-          <w:rFonts w:asciiTheme="majorHAnsi" w:hAnsiTheme="majorHAnsi" w:cs="Arial"/>
-          <w:color w:val="222222"/>
-          <w:sz w:val="22"/>
-          <w:szCs w:val="22"/>
-        </w:rPr>
-        <w:t xml:space="preserve">{{ </w:t>
-      </w:r>
-      <w:proofErr w:type="spellStart"/>
-      <w:r>
-        <w:rPr>
-          <w:rFonts w:asciiTheme="majorHAnsi" w:hAnsiTheme="majorHAnsi" w:cs="Arial"/>
-          <w:color w:val="222222"/>
-          <w:sz w:val="22"/>
-          <w:szCs w:val="22"/>
-        </w:rPr>
-        <w:t>current_year</w:t>
-      </w:r>
-      <w:proofErr w:type="spellEnd"/>
-      <w:r>
-        <w:rPr>
-          <w:rFonts w:asciiTheme="majorHAnsi" w:hAnsiTheme="majorHAnsi" w:cs="Arial"/>
-          <w:color w:val="222222"/>
-          <w:sz w:val="22"/>
-          <w:szCs w:val="22"/>
-        </w:rPr>
-        <w:t xml:space="preserve"> }}</w:t>
-      </w:r>
-      <w:r>
-        <w:rPr>
-          <w:rFonts w:asciiTheme="majorHAnsi" w:hAnsiTheme="majorHAnsi" w:cs="Arial"/>
-          <w:color w:val="222222"/>
-          <w:sz w:val="22"/>
-          <w:szCs w:val="22"/>
-        </w:rPr>
-        <w:t xml:space="preserve">, en caso que el proyecto se extienda en duración a años siguientes, </w:t>
-      </w:r>
-      <w:r>
-        <w:rPr>
-          <w:rFonts w:asciiTheme="majorHAnsi" w:hAnsiTheme="majorHAnsi" w:cs="Arial"/>
-          <w:color w:val="222222"/>
-          <w:sz w:val="22"/>
-          <w:szCs w:val="22"/>
-        </w:rPr>
-        <w:t xml:space="preserve">o que la factura sea emitida en años siguientes, </w:t>
-      </w:r>
-      <w:r>
-        <w:rPr>
-          <w:rFonts w:asciiTheme="majorHAnsi" w:hAnsiTheme="majorHAnsi" w:cs="Arial"/>
-          <w:color w:val="222222"/>
-          <w:sz w:val="22"/>
-          <w:szCs w:val="22"/>
-        </w:rPr>
-        <w:t>los valores se incrementarán en el IPC + 3 puntos porcentuales</w:t>
-      </w:r>
-      <w:r>
-        <w:rPr>
-          <w:rFonts w:asciiTheme="majorHAnsi" w:hAnsiTheme="majorHAnsi" w:cs="Arial"/>
-          <w:color w:val="222222"/>
-          <w:sz w:val="22"/>
-          <w:szCs w:val="22"/>
-        </w:rPr>
-        <w:t>.</w:t>
-      </w:r>
-      <w:bookmarkStart w:id="10" w:name="_Hlk211607073"/>
-      <w:r>
-        <w:rPr>
-          <w:rFonts w:asciiTheme="majorHAnsi" w:hAnsiTheme="majorHAnsi" w:cs="Arial"/>
-          <w:color w:val="222222"/>
-          <w:sz w:val="22"/>
-          <w:szCs w:val="22"/>
-        </w:rPr>
-        <w:t xml:space="preserve">{% </w:t>
-      </w:r>
-      <w:proofErr w:type="spellStart"/>
-      <w:r>
-        <w:rPr>
-          <w:rFonts w:asciiTheme="majorHAnsi" w:hAnsiTheme="majorHAnsi" w:cs="Arial"/>
-          <w:color w:val="222222"/>
-          <w:sz w:val="22"/>
-          <w:szCs w:val="22"/>
-        </w:rPr>
-        <w:t>if</w:t>
-      </w:r>
-      <w:proofErr w:type="spellEnd"/>
-      <w:r>
-        <w:rPr>
-          <w:rFonts w:asciiTheme="majorHAnsi" w:hAnsiTheme="majorHAnsi" w:cs="Arial"/>
-          <w:color w:val="222222"/>
-          <w:sz w:val="22"/>
-          <w:szCs w:val="22"/>
-        </w:rPr>
-        <w:t xml:space="preserve"> note_text_1 %}</w:t>
+          <w:rFonts w:asciiTheme="majorHAnsi" w:hAnsiTheme="majorHAnsi"/>
+          <w:sz w:val="22"/>
+          <w:szCs w:val="22"/>
+          <w:lang w:val="en-US"/>
+        </w:rPr>
+        <w:t>{{ note_text_3 }}</w:t>
+      </w:r>
+      <w:r>
+        <w:rPr>
+          <w:rFonts w:asciiTheme="majorHAnsi" w:hAnsiTheme="majorHAnsi"/>
+          <w:sz w:val="22"/>
+          <w:szCs w:val="22"/>
+          <w:lang w:val="en-US"/>
+        </w:rPr>
+        <w:t>{% endif %}{% if note_text_4 %}</w:t>
       </w:r>
     </w:p>
     <w:p>
@@ -3765,10 +3790,12 @@
         <w:textAlignment w:val="baseline"/>
         <w:rPr>
           <w:rFonts w:asciiTheme="majorHAnsi" w:hAnsiTheme="majorHAnsi" w:cs="Arial"/>
-          <w:color w:val="222222"/>
-          <w:sz w:val="22"/>
-          <w:szCs w:val="22"/>
-          <w:u w:val="single"/>
+          <w:b/>
+          <w:bCs/>
+          <w:color w:val="222222"/>
+          <w:sz w:val="22"/>
+          <w:szCs w:val="22"/>
+          <w:lang w:val="en-US"/>
         </w:rPr>
       </w:pPr>
     </w:p>
@@ -3786,7 +3813,6 @@
           <w:lang w:val="en-US"/>
         </w:rPr>
       </w:pPr>
-      <w:proofErr w:type="gramStart"/>
       <w:r>
         <w:rPr>
           <w:rFonts w:asciiTheme="majorHAnsi" w:hAnsiTheme="majorHAnsi" w:cs="Arial"/>
@@ -3797,9 +3823,8 @@
           <w:szCs w:val="22"/>
           <w:lang w:val="en-US"/>
         </w:rPr>
-        <w:t>{{ note</w:t>
-      </w:r>
-      <w:proofErr w:type="gramEnd"/>
+        <w:t>{{ note_title_5 }}</w:t>
+      </w:r>
       <w:r>
         <w:rPr>
           <w:rFonts w:asciiTheme="majorHAnsi" w:hAnsiTheme="majorHAnsi" w:cs="Arial"/>
@@ -3810,9 +3835,34 @@
           <w:szCs w:val="22"/>
           <w:lang w:val="en-US"/>
         </w:rPr>
-        <w:t>_title_2 }}</w:t>
-      </w:r>
-      <w:r>
+        <w:t xml:space="preserve"> </w:t>
+      </w:r>
+      <w:r>
+        <w:rPr>
+          <w:rFonts w:asciiTheme="majorHAnsi" w:hAnsiTheme="majorHAnsi"/>
+          <w:sz w:val="22"/>
+          <w:szCs w:val="22"/>
+          <w:lang w:val="en-US"/>
+        </w:rPr>
+        <w:t>{{ note_text_4 }}</w:t>
+      </w:r>
+      <w:r>
+        <w:rPr>
+          <w:rFonts w:asciiTheme="majorHAnsi" w:hAnsiTheme="majorHAnsi"/>
+          <w:sz w:val="22"/>
+          <w:szCs w:val="22"/>
+          <w:lang w:val="en-US"/>
+        </w:rPr>
+        <w:t>{% endif %}{% if note_text_5 %}</w:t>
+      </w:r>
+    </w:p>
+    <w:p>
+      <w:pPr>
+        <w:pStyle w:val="NormalWeb"/>
+        <w:shd w:val="clear" w:color="auto" w:fill="FFFFFF"/>
+        <w:spacing w:before="0" w:beforeAutospacing="0" w:after="0" w:afterAutospacing="0" w:line="276" w:lineRule="auto"/>
+        <w:jc w:val="both"/>
+        <w:textAlignment w:val="baseline"/>
         <w:rPr>
           <w:rFonts w:asciiTheme="majorHAnsi" w:hAnsiTheme="majorHAnsi" w:cs="Arial"/>
           <w:b/>
@@ -3822,6 +3872,44 @@
           <w:szCs w:val="22"/>
           <w:lang w:val="en-US"/>
         </w:rPr>
+      </w:pPr>
+    </w:p>
+    <w:p>
+      <w:pPr>
+        <w:pStyle w:val="NormalWeb"/>
+        <w:shd w:val="clear" w:color="auto" w:fill="FFFFFF"/>
+        <w:spacing w:before="0" w:beforeAutospacing="0" w:after="0" w:afterAutospacing="0" w:line="276" w:lineRule="auto"/>
+        <w:jc w:val="both"/>
+        <w:textAlignment w:val="baseline"/>
+        <w:rPr>
+          <w:rFonts w:asciiTheme="majorHAnsi" w:hAnsiTheme="majorHAnsi"/>
+          <w:sz w:val="22"/>
+          <w:szCs w:val="22"/>
+          <w:lang w:val="en-US"/>
+        </w:rPr>
+      </w:pPr>
+      <w:r>
+        <w:rPr>
+          <w:rFonts w:asciiTheme="majorHAnsi" w:hAnsiTheme="majorHAnsi" w:cs="Arial"/>
+          <w:b/>
+          <w:bCs/>
+          <w:color w:val="222222"/>
+          <w:sz w:val="22"/>
+          <w:szCs w:val="22"/>
+          <w:lang w:val="en-US"/>
+        </w:rPr>
+        <w:t>{{ note_title_6 }}</w:t>
+      </w:r>
+      <w:r>
+        <w:rPr>
+          <w:rFonts w:asciiTheme="majorHAnsi" w:hAnsiTheme="majorHAnsi" w:cs="Arial"/>
+          <w:b/>
+          <w:bCs/>
+          <w:color w:val="222222"/>
+          <w:sz w:val="22"/>
+          <w:szCs w:val="22"/>
+          <w:lang w:val="en-US"/>
+        </w:rPr>
         <w:t xml:space="preserve"> </w:t>
       </w:r>
       <w:r>
@@ -3831,7 +3919,7 @@
           <w:szCs w:val="22"/>
           <w:lang w:val="en-US"/>
         </w:rPr>
-        <w:t>{{ note_text_1 }}</w:t>
+        <w:t>{{ note_text_5 }}</w:t>
       </w:r>
       <w:r>
         <w:rPr>
@@ -3840,7 +3928,7 @@
           <w:szCs w:val="22"/>
           <w:lang w:val="en-US"/>
         </w:rPr>
-        <w:t>{% endif %}{% if note_text_2 %}</w:t>
+        <w:t>{% endif %}{% if note_text_6 %}</w:t>
       </w:r>
     </w:p>
     <w:p>
@@ -3875,7 +3963,6 @@
           <w:lang w:val="en-US"/>
         </w:rPr>
       </w:pPr>
-      <w:proofErr w:type="gramStart"/>
       <w:r>
         <w:rPr>
           <w:rFonts w:asciiTheme="majorHAnsi" w:hAnsiTheme="majorHAnsi" w:cs="Arial"/>
@@ -3886,9 +3973,8 @@
           <w:szCs w:val="22"/>
           <w:lang w:val="en-US"/>
         </w:rPr>
-        <w:t>{{ note</w:t>
-      </w:r>
-      <w:proofErr w:type="gramEnd"/>
+        <w:t>{{ note_title_7 }}</w:t>
+      </w:r>
       <w:r>
         <w:rPr>
           <w:rFonts w:asciiTheme="majorHAnsi" w:hAnsiTheme="majorHAnsi" w:cs="Arial"/>
@@ -3899,9 +3985,34 @@
           <w:szCs w:val="22"/>
           <w:lang w:val="en-US"/>
         </w:rPr>
-        <w:t>_title_3 }}</w:t>
-      </w:r>
-      <w:r>
+        <w:t xml:space="preserve"> </w:t>
+      </w:r>
+      <w:r>
+        <w:rPr>
+          <w:rFonts w:asciiTheme="majorHAnsi" w:hAnsiTheme="majorHAnsi"/>
+          <w:sz w:val="22"/>
+          <w:szCs w:val="22"/>
+          <w:lang w:val="en-US"/>
+        </w:rPr>
+        <w:t>{{ note_text_6 }}</w:t>
+      </w:r>
+      <w:r>
+        <w:rPr>
+          <w:rFonts w:asciiTheme="majorHAnsi" w:hAnsiTheme="majorHAnsi"/>
+          <w:sz w:val="22"/>
+          <w:szCs w:val="22"/>
+          <w:lang w:val="en-US"/>
+        </w:rPr>
+        <w:t>{% endif %}{% if note_text_7 %}</w:t>
+      </w:r>
+    </w:p>
+    <w:p>
+      <w:pPr>
+        <w:pStyle w:val="NormalWeb"/>
+        <w:shd w:val="clear" w:color="auto" w:fill="FFFFFF"/>
+        <w:spacing w:before="0" w:beforeAutospacing="0" w:after="0" w:afterAutospacing="0" w:line="276" w:lineRule="auto"/>
+        <w:jc w:val="both"/>
+        <w:textAlignment w:val="baseline"/>
         <w:rPr>
           <w:rFonts w:asciiTheme="majorHAnsi" w:hAnsiTheme="majorHAnsi" w:cs="Arial"/>
           <w:b/>
@@ -3911,6 +4022,44 @@
           <w:szCs w:val="22"/>
           <w:lang w:val="en-US"/>
         </w:rPr>
+      </w:pPr>
+    </w:p>
+    <w:p>
+      <w:pPr>
+        <w:pStyle w:val="NormalWeb"/>
+        <w:shd w:val="clear" w:color="auto" w:fill="FFFFFF"/>
+        <w:spacing w:before="0" w:beforeAutospacing="0" w:after="0" w:afterAutospacing="0" w:line="276" w:lineRule="auto"/>
+        <w:jc w:val="both"/>
+        <w:textAlignment w:val="baseline"/>
+        <w:rPr>
+          <w:rFonts w:asciiTheme="majorHAnsi" w:hAnsiTheme="majorHAnsi"/>
+          <w:sz w:val="22"/>
+          <w:szCs w:val="22"/>
+          <w:lang w:val="en-US"/>
+        </w:rPr>
+      </w:pPr>
+      <w:r>
+        <w:rPr>
+          <w:rFonts w:asciiTheme="majorHAnsi" w:hAnsiTheme="majorHAnsi" w:cs="Arial"/>
+          <w:b/>
+          <w:bCs/>
+          <w:color w:val="222222"/>
+          <w:sz w:val="22"/>
+          <w:szCs w:val="22"/>
+          <w:lang w:val="en-US"/>
+        </w:rPr>
+        <w:t>{{ note_title_8 }}</w:t>
+      </w:r>
+      <w:r>
+        <w:rPr>
+          <w:rFonts w:asciiTheme="majorHAnsi" w:hAnsiTheme="majorHAnsi" w:cs="Arial"/>
+          <w:b/>
+          <w:bCs/>
+          <w:color w:val="222222"/>
+          <w:sz w:val="22"/>
+          <w:szCs w:val="22"/>
+          <w:lang w:val="en-US"/>
+        </w:rPr>
         <w:t xml:space="preserve"> </w:t>
       </w:r>
       <w:r>
@@ -3920,7 +4069,7 @@
           <w:szCs w:val="22"/>
           <w:lang w:val="en-US"/>
         </w:rPr>
-        <w:t>{{ note_text_2 }}</w:t>
+        <w:t>{{ note_text_7 }}</w:t>
       </w:r>
       <w:r>
         <w:rPr>
@@ -3929,7 +4078,7 @@
           <w:szCs w:val="22"/>
           <w:lang w:val="en-US"/>
         </w:rPr>
-        <w:t>{% endif %}{% if note_text_3 %}</w:t>
+        <w:t>{% endif %}{% if note_text_8 %}</w:t>
       </w:r>
     </w:p>
     <w:p>
@@ -3964,7 +4113,6 @@
           <w:lang w:val="en-US"/>
         </w:rPr>
       </w:pPr>
-      <w:proofErr w:type="gramStart"/>
       <w:r>
         <w:rPr>
           <w:rFonts w:asciiTheme="majorHAnsi" w:hAnsiTheme="majorHAnsi" w:cs="Arial"/>
@@ -3975,9 +4123,8 @@
           <w:szCs w:val="22"/>
           <w:lang w:val="en-US"/>
         </w:rPr>
-        <w:t>{{ note</w:t>
-      </w:r>
-      <w:proofErr w:type="gramEnd"/>
+        <w:t>{{ note_title_9 }}</w:t>
+      </w:r>
       <w:r>
         <w:rPr>
           <w:rFonts w:asciiTheme="majorHAnsi" w:hAnsiTheme="majorHAnsi" w:cs="Arial"/>
@@ -3988,9 +4135,34 @@
           <w:szCs w:val="22"/>
           <w:lang w:val="en-US"/>
         </w:rPr>
-        <w:t>_title_4 }}</w:t>
-      </w:r>
-      <w:r>
+        <w:t xml:space="preserve"> </w:t>
+      </w:r>
+      <w:r>
+        <w:rPr>
+          <w:rFonts w:asciiTheme="majorHAnsi" w:hAnsiTheme="majorHAnsi"/>
+          <w:sz w:val="22"/>
+          <w:szCs w:val="22"/>
+          <w:lang w:val="en-US"/>
+        </w:rPr>
+        <w:t>{{ note_text_8 }}</w:t>
+      </w:r>
+      <w:r>
+        <w:rPr>
+          <w:rFonts w:asciiTheme="majorHAnsi" w:hAnsiTheme="majorHAnsi"/>
+          <w:sz w:val="22"/>
+          <w:szCs w:val="22"/>
+          <w:lang w:val="en-US"/>
+        </w:rPr>
+        <w:t>{% endif %}{% if note_text_9 %}</w:t>
+      </w:r>
+    </w:p>
+    <w:p>
+      <w:pPr>
+        <w:pStyle w:val="NormalWeb"/>
+        <w:shd w:val="clear" w:color="auto" w:fill="FFFFFF"/>
+        <w:spacing w:before="0" w:beforeAutospacing="0" w:after="0" w:afterAutospacing="0" w:line="276" w:lineRule="auto"/>
+        <w:jc w:val="both"/>
+        <w:textAlignment w:val="baseline"/>
         <w:rPr>
           <w:rFonts w:asciiTheme="majorHAnsi" w:hAnsiTheme="majorHAnsi" w:cs="Arial"/>
           <w:b/>
@@ -4000,6 +4172,44 @@
           <w:szCs w:val="22"/>
           <w:lang w:val="en-US"/>
         </w:rPr>
+      </w:pPr>
+    </w:p>
+    <w:p>
+      <w:pPr>
+        <w:pStyle w:val="NormalWeb"/>
+        <w:shd w:val="clear" w:color="auto" w:fill="FFFFFF"/>
+        <w:spacing w:before="0" w:beforeAutospacing="0" w:after="0" w:afterAutospacing="0" w:line="276" w:lineRule="auto"/>
+        <w:jc w:val="both"/>
+        <w:textAlignment w:val="baseline"/>
+        <w:rPr>
+          <w:rFonts w:asciiTheme="majorHAnsi" w:hAnsiTheme="majorHAnsi"/>
+          <w:sz w:val="22"/>
+          <w:szCs w:val="22"/>
+          <w:lang w:val="en-US"/>
+        </w:rPr>
+      </w:pPr>
+      <w:r>
+        <w:rPr>
+          <w:rFonts w:asciiTheme="majorHAnsi" w:hAnsiTheme="majorHAnsi" w:cs="Arial"/>
+          <w:b/>
+          <w:bCs/>
+          <w:color w:val="222222"/>
+          <w:sz w:val="22"/>
+          <w:szCs w:val="22"/>
+          <w:lang w:val="en-US"/>
+        </w:rPr>
+        <w:t>{{ note_title_10 }}</w:t>
+      </w:r>
+      <w:r>
+        <w:rPr>
+          <w:rFonts w:asciiTheme="majorHAnsi" w:hAnsiTheme="majorHAnsi" w:cs="Arial"/>
+          <w:b/>
+          <w:bCs/>
+          <w:color w:val="222222"/>
+          <w:sz w:val="22"/>
+          <w:szCs w:val="22"/>
+          <w:lang w:val="en-US"/>
+        </w:rPr>
         <w:t xml:space="preserve"> </w:t>
       </w:r>
       <w:r>
@@ -4009,7 +4219,7 @@
           <w:szCs w:val="22"/>
           <w:lang w:val="en-US"/>
         </w:rPr>
-        <w:t>{{ note_text_3 }}</w:t>
+        <w:t>{{ note_text_9 }}</w:t>
       </w:r>
       <w:r>
         <w:rPr>
@@ -4018,7 +4228,7 @@
           <w:szCs w:val="22"/>
           <w:lang w:val="en-US"/>
         </w:rPr>
-        <w:t>{% endif %}{% if note_text_4 %}</w:t>
+        <w:t>{% endif %}{% if note_text_10 %}</w:t>
       </w:r>
     </w:p>
     <w:p>
@@ -4053,7 +4263,6 @@
           <w:lang w:val="en-US"/>
         </w:rPr>
       </w:pPr>
-      <w:proofErr w:type="gramStart"/>
       <w:r>
         <w:rPr>
           <w:rFonts w:asciiTheme="majorHAnsi" w:hAnsiTheme="majorHAnsi" w:cs="Arial"/>
@@ -4064,554 +4273,7 @@
           <w:szCs w:val="22"/>
           <w:lang w:val="en-US"/>
         </w:rPr>
-        <w:t>{{ note</w:t>
-      </w:r>
-      <w:proofErr w:type="gramEnd"/>
-      <w:r>
-        <w:rPr>
-          <w:rFonts w:asciiTheme="majorHAnsi" w:hAnsiTheme="majorHAnsi" w:cs="Arial"/>
-          <w:b/>
-          <w:bCs/>
-          <w:color w:val="222222"/>
-          <w:sz w:val="22"/>
-          <w:szCs w:val="22"/>
-          <w:lang w:val="en-US"/>
-        </w:rPr>
-        <w:t>_title_5 }}</w:t>
-      </w:r>
-      <w:r>
-        <w:rPr>
-          <w:rFonts w:asciiTheme="majorHAnsi" w:hAnsiTheme="majorHAnsi" w:cs="Arial"/>
-          <w:b/>
-          <w:bCs/>
-          <w:color w:val="222222"/>
-          <w:sz w:val="22"/>
-          <w:szCs w:val="22"/>
-          <w:lang w:val="en-US"/>
-        </w:rPr>
-        <w:t xml:space="preserve"> </w:t>
-      </w:r>
-      <w:r>
-        <w:rPr>
-          <w:rFonts w:asciiTheme="majorHAnsi" w:hAnsiTheme="majorHAnsi"/>
-          <w:sz w:val="22"/>
-          <w:szCs w:val="22"/>
-          <w:lang w:val="en-US"/>
-        </w:rPr>
-        <w:t>{{ note_text_4 }}</w:t>
-      </w:r>
-      <w:r>
-        <w:rPr>
-          <w:rFonts w:asciiTheme="majorHAnsi" w:hAnsiTheme="majorHAnsi"/>
-          <w:sz w:val="22"/>
-          <w:szCs w:val="22"/>
-          <w:lang w:val="en-US"/>
-        </w:rPr>
-        <w:t>{% endif %}{% if note_text_5 %}</w:t>
-      </w:r>
-    </w:p>
-    <w:p>
-      <w:pPr>
-        <w:pStyle w:val="NormalWeb"/>
-        <w:shd w:val="clear" w:color="auto" w:fill="FFFFFF"/>
-        <w:spacing w:before="0" w:beforeAutospacing="0" w:after="0" w:afterAutospacing="0" w:line="276" w:lineRule="auto"/>
-        <w:jc w:val="both"/>
-        <w:textAlignment w:val="baseline"/>
-        <w:rPr>
-          <w:rFonts w:asciiTheme="majorHAnsi" w:hAnsiTheme="majorHAnsi" w:cs="Arial"/>
-          <w:b/>
-          <w:bCs/>
-          <w:color w:val="222222"/>
-          <w:sz w:val="22"/>
-          <w:szCs w:val="22"/>
-          <w:lang w:val="en-US"/>
-        </w:rPr>
-      </w:pPr>
-    </w:p>
-    <w:p>
-      <w:pPr>
-        <w:pStyle w:val="NormalWeb"/>
-        <w:shd w:val="clear" w:color="auto" w:fill="FFFFFF"/>
-        <w:spacing w:before="0" w:beforeAutospacing="0" w:after="0" w:afterAutospacing="0" w:line="276" w:lineRule="auto"/>
-        <w:jc w:val="both"/>
-        <w:textAlignment w:val="baseline"/>
-        <w:rPr>
-          <w:rFonts w:asciiTheme="majorHAnsi" w:hAnsiTheme="majorHAnsi"/>
-          <w:sz w:val="22"/>
-          <w:szCs w:val="22"/>
-          <w:lang w:val="en-US"/>
-        </w:rPr>
-      </w:pPr>
-      <w:proofErr w:type="gramStart"/>
-      <w:r>
-        <w:rPr>
-          <w:rFonts w:asciiTheme="majorHAnsi" w:hAnsiTheme="majorHAnsi" w:cs="Arial"/>
-          <w:b/>
-          <w:bCs/>
-          <w:color w:val="222222"/>
-          <w:sz w:val="22"/>
-          <w:szCs w:val="22"/>
-          <w:lang w:val="en-US"/>
-        </w:rPr>
-        <w:t>{{ note</w:t>
-      </w:r>
-      <w:proofErr w:type="gramEnd"/>
-      <w:r>
-        <w:rPr>
-          <w:rFonts w:asciiTheme="majorHAnsi" w:hAnsiTheme="majorHAnsi" w:cs="Arial"/>
-          <w:b/>
-          <w:bCs/>
-          <w:color w:val="222222"/>
-          <w:sz w:val="22"/>
-          <w:szCs w:val="22"/>
-          <w:lang w:val="en-US"/>
-        </w:rPr>
-        <w:t>_title_6 }}</w:t>
-      </w:r>
-      <w:r>
-        <w:rPr>
-          <w:rFonts w:asciiTheme="majorHAnsi" w:hAnsiTheme="majorHAnsi" w:cs="Arial"/>
-          <w:b/>
-          <w:bCs/>
-          <w:color w:val="222222"/>
-          <w:sz w:val="22"/>
-          <w:szCs w:val="22"/>
-          <w:lang w:val="en-US"/>
-        </w:rPr>
-        <w:t xml:space="preserve"> </w:t>
-      </w:r>
-      <w:r>
-        <w:rPr>
-          <w:rFonts w:asciiTheme="majorHAnsi" w:hAnsiTheme="majorHAnsi"/>
-          <w:sz w:val="22"/>
-          <w:szCs w:val="22"/>
-          <w:lang w:val="en-US"/>
-        </w:rPr>
-        <w:t>{{ note_text_5 }}</w:t>
-      </w:r>
-      <w:r>
-        <w:rPr>
-          <w:rFonts w:asciiTheme="majorHAnsi" w:hAnsiTheme="majorHAnsi"/>
-          <w:sz w:val="22"/>
-          <w:szCs w:val="22"/>
-          <w:lang w:val="en-US"/>
-        </w:rPr>
-        <w:t>{% endif %}{% if note_text_6 %}</w:t>
-      </w:r>
-    </w:p>
-    <w:p>
-      <w:pPr>
-        <w:pStyle w:val="NormalWeb"/>
-        <w:shd w:val="clear" w:color="auto" w:fill="FFFFFF"/>
-        <w:spacing w:before="0" w:beforeAutospacing="0" w:after="0" w:afterAutospacing="0" w:line="276" w:lineRule="auto"/>
-        <w:jc w:val="both"/>
-        <w:textAlignment w:val="baseline"/>
-        <w:rPr>
-          <w:rFonts w:asciiTheme="majorHAnsi" w:hAnsiTheme="majorHAnsi" w:cs="Arial"/>
-          <w:b/>
-          <w:bCs/>
-          <w:color w:val="222222"/>
-          <w:sz w:val="22"/>
-          <w:szCs w:val="22"/>
-          <w:lang w:val="en-US"/>
-        </w:rPr>
-      </w:pPr>
-    </w:p>
-    <w:p>
-      <w:pPr>
-        <w:pStyle w:val="NormalWeb"/>
-        <w:shd w:val="clear" w:color="auto" w:fill="FFFFFF"/>
-        <w:spacing w:before="0" w:beforeAutospacing="0" w:after="0" w:afterAutospacing="0" w:line="276" w:lineRule="auto"/>
-        <w:jc w:val="both"/>
-        <w:textAlignment w:val="baseline"/>
-        <w:rPr>
-          <w:rFonts w:asciiTheme="majorHAnsi" w:hAnsiTheme="majorHAnsi"/>
-          <w:sz w:val="22"/>
-          <w:szCs w:val="22"/>
-          <w:lang w:val="en-US"/>
-        </w:rPr>
-      </w:pPr>
-      <w:proofErr w:type="gramStart"/>
-      <w:r>
-        <w:rPr>
-          <w:rFonts w:asciiTheme="majorHAnsi" w:hAnsiTheme="majorHAnsi" w:cs="Arial"/>
-          <w:b/>
-          <w:bCs/>
-          <w:color w:val="222222"/>
-          <w:sz w:val="22"/>
-          <w:szCs w:val="22"/>
-          <w:lang w:val="en-US"/>
-        </w:rPr>
-        <w:t>{{ note</w:t>
-      </w:r>
-      <w:proofErr w:type="gramEnd"/>
-      <w:r>
-        <w:rPr>
-          <w:rFonts w:asciiTheme="majorHAnsi" w:hAnsiTheme="majorHAnsi" w:cs="Arial"/>
-          <w:b/>
-          <w:bCs/>
-          <w:color w:val="222222"/>
-          <w:sz w:val="22"/>
-          <w:szCs w:val="22"/>
-          <w:lang w:val="en-US"/>
-        </w:rPr>
-        <w:t>_title_7 }}</w:t>
-      </w:r>
-      <w:r>
-        <w:rPr>
-          <w:rFonts w:asciiTheme="majorHAnsi" w:hAnsiTheme="majorHAnsi" w:cs="Arial"/>
-          <w:b/>
-          <w:bCs/>
-          <w:color w:val="222222"/>
-          <w:sz w:val="22"/>
-          <w:szCs w:val="22"/>
-          <w:lang w:val="en-US"/>
-        </w:rPr>
-        <w:t xml:space="preserve"> </w:t>
-      </w:r>
-      <w:r>
-        <w:rPr>
-          <w:rFonts w:asciiTheme="majorHAnsi" w:hAnsiTheme="majorHAnsi"/>
-          <w:sz w:val="22"/>
-          <w:szCs w:val="22"/>
-          <w:lang w:val="en-US"/>
-        </w:rPr>
-        <w:t>{{ note_text_6 }}</w:t>
-      </w:r>
-      <w:r>
-        <w:rPr>
-          <w:rFonts w:asciiTheme="majorHAnsi" w:hAnsiTheme="majorHAnsi"/>
-          <w:sz w:val="22"/>
-          <w:szCs w:val="22"/>
-          <w:lang w:val="en-US"/>
-        </w:rPr>
-        <w:t>{% endif %}{% if note_text_7 %}</w:t>
-      </w:r>
-    </w:p>
-    <w:p>
-      <w:pPr>
-        <w:pStyle w:val="NormalWeb"/>
-        <w:shd w:val="clear" w:color="auto" w:fill="FFFFFF"/>
-        <w:spacing w:before="0" w:beforeAutospacing="0" w:after="0" w:afterAutospacing="0" w:line="276" w:lineRule="auto"/>
-        <w:jc w:val="both"/>
-        <w:textAlignment w:val="baseline"/>
-        <w:rPr>
-          <w:rFonts w:asciiTheme="majorHAnsi" w:hAnsiTheme="majorHAnsi" w:cs="Arial"/>
-          <w:b/>
-          <w:bCs/>
-          <w:color w:val="222222"/>
-          <w:sz w:val="22"/>
-          <w:szCs w:val="22"/>
-          <w:lang w:val="en-US"/>
-        </w:rPr>
-      </w:pPr>
-    </w:p>
-    <w:p>
-      <w:pPr>
-        <w:pStyle w:val="NormalWeb"/>
-        <w:shd w:val="clear" w:color="auto" w:fill="FFFFFF"/>
-        <w:spacing w:before="0" w:beforeAutospacing="0" w:after="0" w:afterAutospacing="0" w:line="276" w:lineRule="auto"/>
-        <w:jc w:val="both"/>
-        <w:textAlignment w:val="baseline"/>
-        <w:rPr>
-          <w:rFonts w:asciiTheme="majorHAnsi" w:hAnsiTheme="majorHAnsi"/>
-          <w:sz w:val="22"/>
-          <w:szCs w:val="22"/>
-          <w:lang w:val="en-US"/>
-        </w:rPr>
-      </w:pPr>
-      <w:proofErr w:type="gramStart"/>
-      <w:r>
-        <w:rPr>
-          <w:rFonts w:asciiTheme="majorHAnsi" w:hAnsiTheme="majorHAnsi" w:cs="Arial"/>
-          <w:b/>
-          <w:bCs/>
-          <w:color w:val="222222"/>
-          <w:sz w:val="22"/>
-          <w:szCs w:val="22"/>
-          <w:lang w:val="en-US"/>
-        </w:rPr>
-        <w:t>{{ note</w:t>
-      </w:r>
-      <w:proofErr w:type="gramEnd"/>
-      <w:r>
-        <w:rPr>
-          <w:rFonts w:asciiTheme="majorHAnsi" w:hAnsiTheme="majorHAnsi" w:cs="Arial"/>
-          <w:b/>
-          <w:bCs/>
-          <w:color w:val="222222"/>
-          <w:sz w:val="22"/>
-          <w:szCs w:val="22"/>
-          <w:lang w:val="en-US"/>
-        </w:rPr>
-        <w:t>_title_8 }}</w:t>
-      </w:r>
-      <w:r>
-        <w:rPr>
-          <w:rFonts w:asciiTheme="majorHAnsi" w:hAnsiTheme="majorHAnsi" w:cs="Arial"/>
-          <w:b/>
-          <w:bCs/>
-          <w:color w:val="222222"/>
-          <w:sz w:val="22"/>
-          <w:szCs w:val="22"/>
-          <w:lang w:val="en-US"/>
-        </w:rPr>
-        <w:t xml:space="preserve"> </w:t>
-      </w:r>
-      <w:r>
-        <w:rPr>
-          <w:rFonts w:asciiTheme="majorHAnsi" w:hAnsiTheme="majorHAnsi"/>
-          <w:sz w:val="22"/>
-          <w:szCs w:val="22"/>
-          <w:lang w:val="en-US"/>
-        </w:rPr>
-        <w:t>{{ note_text_7 }}</w:t>
-      </w:r>
-      <w:r>
-        <w:rPr>
-          <w:rFonts w:asciiTheme="majorHAnsi" w:hAnsiTheme="majorHAnsi"/>
-          <w:sz w:val="22"/>
-          <w:szCs w:val="22"/>
-          <w:lang w:val="en-US"/>
-        </w:rPr>
-        <w:t>{% endif %}{% if note_text_8 %}</w:t>
-      </w:r>
-    </w:p>
-    <w:p>
-      <w:pPr>
-        <w:pStyle w:val="NormalWeb"/>
-        <w:shd w:val="clear" w:color="auto" w:fill="FFFFFF"/>
-        <w:spacing w:before="0" w:beforeAutospacing="0" w:after="0" w:afterAutospacing="0" w:line="276" w:lineRule="auto"/>
-        <w:jc w:val="both"/>
-        <w:textAlignment w:val="baseline"/>
-        <w:rPr>
-          <w:rFonts w:asciiTheme="majorHAnsi" w:hAnsiTheme="majorHAnsi" w:cs="Arial"/>
-          <w:b/>
-          <w:bCs/>
-          <w:color w:val="222222"/>
-          <w:sz w:val="22"/>
-          <w:szCs w:val="22"/>
-          <w:lang w:val="en-US"/>
-        </w:rPr>
-      </w:pPr>
-    </w:p>
-    <w:p>
-      <w:pPr>
-        <w:pStyle w:val="NormalWeb"/>
-        <w:shd w:val="clear" w:color="auto" w:fill="FFFFFF"/>
-        <w:spacing w:before="0" w:beforeAutospacing="0" w:after="0" w:afterAutospacing="0" w:line="276" w:lineRule="auto"/>
-        <w:jc w:val="both"/>
-        <w:textAlignment w:val="baseline"/>
-        <w:rPr>
-          <w:rFonts w:asciiTheme="majorHAnsi" w:hAnsiTheme="majorHAnsi"/>
-          <w:sz w:val="22"/>
-          <w:szCs w:val="22"/>
-          <w:lang w:val="en-US"/>
-        </w:rPr>
-      </w:pPr>
-      <w:proofErr w:type="gramStart"/>
-      <w:r>
-        <w:rPr>
-          <w:rFonts w:asciiTheme="majorHAnsi" w:hAnsiTheme="majorHAnsi" w:cs="Arial"/>
-          <w:b/>
-          <w:bCs/>
-          <w:color w:val="222222"/>
-          <w:sz w:val="22"/>
-          <w:szCs w:val="22"/>
-          <w:lang w:val="en-US"/>
-        </w:rPr>
-        <w:t>{{ note</w:t>
-      </w:r>
-      <w:proofErr w:type="gramEnd"/>
-      <w:r>
-        <w:rPr>
-          <w:rFonts w:asciiTheme="majorHAnsi" w:hAnsiTheme="majorHAnsi" w:cs="Arial"/>
-          <w:b/>
-          <w:bCs/>
-          <w:color w:val="222222"/>
-          <w:sz w:val="22"/>
-          <w:szCs w:val="22"/>
-          <w:lang w:val="en-US"/>
-        </w:rPr>
-        <w:t>_title_9 }}</w:t>
-      </w:r>
-      <w:r>
-        <w:rPr>
-          <w:rFonts w:asciiTheme="majorHAnsi" w:hAnsiTheme="majorHAnsi" w:cs="Arial"/>
-          <w:b/>
-          <w:bCs/>
-          <w:color w:val="222222"/>
-          <w:sz w:val="22"/>
-          <w:szCs w:val="22"/>
-          <w:lang w:val="en-US"/>
-        </w:rPr>
-        <w:t xml:space="preserve"> </w:t>
-      </w:r>
-      <w:r>
-        <w:rPr>
-          <w:rFonts w:asciiTheme="majorHAnsi" w:hAnsiTheme="majorHAnsi"/>
-          <w:sz w:val="22"/>
-          <w:szCs w:val="22"/>
-          <w:lang w:val="en-US"/>
-        </w:rPr>
-        <w:t>{{ note_text_8 }}</w:t>
-      </w:r>
-      <w:r>
-        <w:rPr>
-          <w:rFonts w:asciiTheme="majorHAnsi" w:hAnsiTheme="majorHAnsi"/>
-          <w:sz w:val="22"/>
-          <w:szCs w:val="22"/>
-          <w:lang w:val="en-US"/>
-        </w:rPr>
-        <w:t>{% endif %}{% if note_text_9 %}</w:t>
-      </w:r>
-    </w:p>
-    <w:p>
-      <w:pPr>
-        <w:pStyle w:val="NormalWeb"/>
-        <w:shd w:val="clear" w:color="auto" w:fill="FFFFFF"/>
-        <w:spacing w:before="0" w:beforeAutospacing="0" w:after="0" w:afterAutospacing="0" w:line="276" w:lineRule="auto"/>
-        <w:jc w:val="both"/>
-        <w:textAlignment w:val="baseline"/>
-        <w:rPr>
-          <w:rFonts w:asciiTheme="majorHAnsi" w:hAnsiTheme="majorHAnsi" w:cs="Arial"/>
-          <w:b/>
-          <w:bCs/>
-          <w:color w:val="222222"/>
-          <w:sz w:val="22"/>
-          <w:szCs w:val="22"/>
-          <w:lang w:val="en-US"/>
-        </w:rPr>
-      </w:pPr>
-    </w:p>
-    <w:p>
-      <w:pPr>
-        <w:pStyle w:val="NormalWeb"/>
-        <w:shd w:val="clear" w:color="auto" w:fill="FFFFFF"/>
-        <w:spacing w:before="0" w:beforeAutospacing="0" w:after="0" w:afterAutospacing="0" w:line="276" w:lineRule="auto"/>
-        <w:jc w:val="both"/>
-        <w:textAlignment w:val="baseline"/>
-        <w:rPr>
-          <w:rFonts w:asciiTheme="majorHAnsi" w:hAnsiTheme="majorHAnsi"/>
-          <w:sz w:val="22"/>
-          <w:szCs w:val="22"/>
-          <w:lang w:val="en-US"/>
-        </w:rPr>
-      </w:pPr>
-      <w:proofErr w:type="gramStart"/>
-      <w:r>
-        <w:rPr>
-          <w:rFonts w:asciiTheme="majorHAnsi" w:hAnsiTheme="majorHAnsi" w:cs="Arial"/>
-          <w:b/>
-          <w:bCs/>
-          <w:color w:val="222222"/>
-          <w:sz w:val="22"/>
-          <w:szCs w:val="22"/>
-          <w:lang w:val="en-US"/>
-        </w:rPr>
-        <w:t>{{ note</w:t>
-      </w:r>
-      <w:proofErr w:type="gramEnd"/>
-      <w:r>
-        <w:rPr>
-          <w:rFonts w:asciiTheme="majorHAnsi" w:hAnsiTheme="majorHAnsi" w:cs="Arial"/>
-          <w:b/>
-          <w:bCs/>
-          <w:color w:val="222222"/>
-          <w:sz w:val="22"/>
-          <w:szCs w:val="22"/>
-          <w:lang w:val="en-US"/>
-        </w:rPr>
-        <w:t>_title_10 }}</w:t>
-      </w:r>
-      <w:r>
-        <w:rPr>
-          <w:rFonts w:asciiTheme="majorHAnsi" w:hAnsiTheme="majorHAnsi" w:cs="Arial"/>
-          <w:b/>
-          <w:bCs/>
-          <w:color w:val="222222"/>
-          <w:sz w:val="22"/>
-          <w:szCs w:val="22"/>
-          <w:lang w:val="en-US"/>
-        </w:rPr>
-        <w:t xml:space="preserve"> </w:t>
-      </w:r>
-      <w:r>
-        <w:rPr>
-          <w:rFonts w:asciiTheme="majorHAnsi" w:hAnsiTheme="majorHAnsi"/>
-          <w:sz w:val="22"/>
-          <w:szCs w:val="22"/>
-          <w:lang w:val="en-US"/>
-        </w:rPr>
-        <w:t>{{ note_text_9 }}</w:t>
-      </w:r>
-      <w:r>
-        <w:rPr>
-          <w:rFonts w:asciiTheme="majorHAnsi" w:hAnsiTheme="majorHAnsi"/>
-          <w:sz w:val="22"/>
-          <w:szCs w:val="22"/>
-          <w:lang w:val="en-US"/>
-        </w:rPr>
-        <w:t>{% endif %}{% if note_text_10 %}</w:t>
-      </w:r>
-    </w:p>
-    <w:p>
-      <w:pPr>
-        <w:pStyle w:val="NormalWeb"/>
-        <w:shd w:val="clear" w:color="auto" w:fill="FFFFFF"/>
-        <w:spacing w:before="0" w:beforeAutospacing="0" w:after="0" w:afterAutospacing="0" w:line="276" w:lineRule="auto"/>
-        <w:jc w:val="both"/>
-        <w:textAlignment w:val="baseline"/>
-        <w:rPr>
-          <w:rFonts w:asciiTheme="majorHAnsi" w:hAnsiTheme="majorHAnsi" w:cs="Arial"/>
-          <w:b/>
-          <w:bCs/>
-          <w:color w:val="222222"/>
-          <w:sz w:val="22"/>
-          <w:szCs w:val="22"/>
-          <w:lang w:val="en-US"/>
-        </w:rPr>
-      </w:pPr>
-    </w:p>
-    <w:p>
-      <w:pPr>
-        <w:pStyle w:val="NormalWeb"/>
-        <w:shd w:val="clear" w:color="auto" w:fill="FFFFFF"/>
-        <w:spacing w:before="0" w:beforeAutospacing="0" w:after="0" w:afterAutospacing="0" w:line="276" w:lineRule="auto"/>
-        <w:jc w:val="both"/>
-        <w:textAlignment w:val="baseline"/>
-        <w:rPr>
-          <w:rFonts w:asciiTheme="majorHAnsi" w:hAnsiTheme="majorHAnsi"/>
-          <w:sz w:val="22"/>
-          <w:szCs w:val="22"/>
-          <w:lang w:val="en-US"/>
-        </w:rPr>
-      </w:pPr>
-      <w:proofErr w:type="gramStart"/>
-      <w:r>
-        <w:rPr>
-          <w:rFonts w:asciiTheme="majorHAnsi" w:hAnsiTheme="majorHAnsi" w:cs="Arial"/>
-          <w:b/>
-          <w:bCs/>
-          <w:color w:val="222222"/>
-          <w:sz w:val="22"/>
-          <w:szCs w:val="22"/>
-          <w:lang w:val="en-US"/>
-        </w:rPr>
-        <w:t>{{ note</w:t>
-      </w:r>
-      <w:proofErr w:type="gramEnd"/>
-      <w:r>
-        <w:rPr>
-          <w:rFonts w:asciiTheme="majorHAnsi" w:hAnsiTheme="majorHAnsi" w:cs="Arial"/>
-          <w:b/>
-          <w:bCs/>
-          <w:color w:val="222222"/>
-          <w:sz w:val="22"/>
-          <w:szCs w:val="22"/>
-          <w:lang w:val="en-US"/>
-        </w:rPr>
-        <w:t>_title_11 }}</w:t>
+        <w:t>{{ note_title_11 }}</w:t>
       </w:r>
       <w:r>
         <w:rPr>
@@ -4768,7 +4430,6 @@
         </w:rPr>
       </w:pPr>
       <w:bookmarkStart w:id="11" w:name="_Hlk213063149"/>
-      <w:proofErr w:type="gramStart"/>
       <w:r>
         <w:rPr>
           <w:rFonts w:asciiTheme="majorHAnsi" w:hAnsiTheme="majorHAnsi" w:cs="Arial"/>
@@ -4788,18 +4449,7 @@
           <w:szCs w:val="22"/>
           <w:lang w:val="en-US"/>
         </w:rPr>
-        <w:t>payment</w:t>
-      </w:r>
-      <w:proofErr w:type="gramEnd"/>
-      <w:r>
-        <w:rPr>
-          <w:rFonts w:asciiTheme="majorHAnsi" w:hAnsiTheme="majorHAnsi" w:cs="Arial"/>
-          <w:color w:val="222222"/>
-          <w:sz w:val="22"/>
-          <w:szCs w:val="22"/>
-          <w:lang w:val="en-US"/>
-        </w:rPr>
-        <w:t>_schedule</w:t>
+        <w:t>payment_schedule</w:t>
       </w:r>
       <w:proofErr w:type="spellEnd"/>
       <w:r>
@@ -4872,7 +4522,6 @@
           <w:rFonts w:asciiTheme="majorHAnsi" w:hAnsiTheme="majorHAnsi"/>
         </w:rPr>
       </w:pPr>
-      <w:proofErr w:type="gramStart"/>
       <w:r>
         <w:rPr>
           <w:rFonts w:asciiTheme="majorHAnsi" w:hAnsiTheme="majorHAnsi"/>
@@ -4884,14 +4533,7 @@
         <w:rPr>
           <w:rFonts w:asciiTheme="majorHAnsi" w:hAnsiTheme="majorHAnsi"/>
         </w:rPr>
-        <w:t>delivery</w:t>
-      </w:r>
-      <w:proofErr w:type="gramEnd"/>
-      <w:r>
-        <w:rPr>
-          <w:rFonts w:asciiTheme="majorHAnsi" w:hAnsiTheme="majorHAnsi"/>
-        </w:rPr>
-        <w:t>_time_text</w:t>
+        <w:t>delivery_time_text</w:t>
       </w:r>
       <w:proofErr w:type="spellEnd"/>
       <w:r>
@@ -5683,7 +5325,7 @@
             </wp:anchor>
           </w:drawing>
         </mc:Choice>
-        <mc:Fallback xmlns:w16sdtfl="http://schemas.microsoft.com/office/word/2024/wordml/sdtformatlock" xmlns:w16du="http://schemas.microsoft.com/office/word/2023/wordml/word16du" xmlns:oel="http://schemas.microsoft.com/office/2019/extlst">
+        <mc:Fallback xmlns:oel="http://schemas.microsoft.com/office/2019/extlst" xmlns:w16du="http://schemas.microsoft.com/office/word/2023/wordml/word16du" xmlns:w16sdtfl="http://schemas.microsoft.com/office/word/2024/wordml/sdtformatlock">
           <w:pict>
             <v:line w14:anchorId="52310BBB" id="Conector recto 19" o:spid="_x0000_s1026" style="position:absolute;z-index:251661312;visibility:visible;mso-wrap-style:square;mso-width-percent:0;mso-height-percent:0;mso-wrap-distance-left:9pt;mso-wrap-distance-top:0;mso-wrap-distance-right:9pt;mso-wrap-distance-bottom:0;mso-position-horizontal:right;mso-position-horizontal-relative:margin;mso-position-vertical:absolute;mso-position-vertical-relative:text;mso-width-percent:0;mso-height-percent:0;mso-width-relative:margin;mso-height-relative:margin" from="389.05pt,8pt" to="829.3pt,8.75pt" o:gfxdata="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" strokecolor="#4b0000" strokeweight="1pt">
               <w10:wrap anchorx="margin"/>
